--- a/tillsyn/A 10563-2022 tillsynsbegäran.docx
+++ b/tillsyn/A 10563-2022 tillsynsbegäran.docx
@@ -22,7 +22,7 @@
       <w:r>
         <w:drawing>
           <wp:inline xmlns:a="http://schemas.openxmlformats.org/drawingml/2006/main" xmlns:pic="http://schemas.openxmlformats.org/drawingml/2006/picture">
-            <wp:extent cx="5486400" cy="4910913"/>
+            <wp:extent cx="5486400" cy="4916236"/>
             <wp:docPr id="1" name="Picture 1"/>
             <wp:cNvGraphicFramePr>
               <a:graphicFrameLocks noChangeAspect="1"/>
@@ -43,7 +43,7 @@
                   <pic:spPr>
                     <a:xfrm>
                       <a:off x="0" y="0"/>
-                      <a:ext cx="5486400" cy="4910913"/>
+                      <a:ext cx="5486400" cy="4916236"/>
                     </a:xfrm>
                     <a:prstGeom prst="rect"/>
                   </pic:spPr>
@@ -65,7 +65,7 @@
     </w:p>
     <w:p>
       <w:r>
-        <w:t>I och inom 25 meter från avverkningsanmälan finns fynd av 68 naturvårdsarter, varav 40 är rödlistade, 19 är fridlysta, 41 är typiska (T) och 19 är signalarter (S): grynlav (EN), fläckporing (VU, T), gränsticka (VU, T), grönfink (VU, §4), knärot (VU, T, §8), kristallticka (VU), lateritticka (VU), liten sotlav (VU, T), mörk blåslav (VU, T), nordlig parasitporing (VU), blanksvart spiklav (NT), blå taggsvamp (NT, T), brunpudrad nållav (NT, T), dropptaggsvamp (NT, T), dvärgbägarlav (NT, T), Ernobius explanatus (NT), gröntagging (NT), harticka (NT, T), hornvaxskinn (NT), järnsparv (NT, §4), knottrig blåslav (NT, T), kötticka (NT), ladlav (NT, T), lappmes (NT, T, §4), lavskrika (NT, T, §4), lunglav (NT, T), rosenticka (NT, T), rynkskinn (NT, T), rödbrun blekspik (NT, T), rödvingetrast (NT, §4), skogsfru (NT, §8), skrovellav (NT, T), skuggblåslav (NT, T), tallticka (NT, T), talltita (NT, §4), ullticka (NT, T), vedskivlav (NT, T), vitplätt (NT), äggvaxskivling (NT), späd brosklav (DD, T), blodticka (S, T), bårdlav (S, T), finbräken (S, T), gräsull (S), grönkulla (S, T, §8), källmossa (S), källmossor (S), kärrtrumpetmossa (S), luddlav (S, T), plattlummer (S, T, §9), skinnlav (S, T), spindelblomster (S, T, §8), stuplav (S, T), svavelriska (S), trådticka (S, T), vedticka (S, T), vitvaxing agg. (S), ängsfingersvamp (S), ögonpyrola (S, T), bergfink (T, §4), järpe (T, §4), ormbär (T), spillkråka (T, §4), tjäder (T, §4), grönsiska (§4), kungsfågel (§4), brudsporre (§8) och revlummer (§9). Se Figur 1.</w:t>
+        <w:t>I och inom 25 meter från avverkningsanmälan finns fynd av 69 naturvårdsarter, varav 40 är rödlistade, 19 är fridlysta, 41 är typiska (T) och 20 är signalarter (S): grynlav (EN), fläckporing (VU, T), gränsticka (VU, T), grönfink (VU, §4), knärot (VU, T, §8), kristallticka (VU), lateritticka (VU), liten sotlav (VU, T), mörk blåslav (VU, T), nordlig parasitporing (VU), blanksvart spiklav (NT), blå taggsvamp (NT, T), brunpudrad nållav (NT, T), dropptaggsvamp (NT, T), dvärgbägarlav (NT, T), Ernobius explanatus (NT), gröntagging (NT), harticka (NT, T), hornvaxskinn (NT), järnsparv (NT, §4), knottrig blåslav (NT, T), kötticka (NT), ladlav (NT, T), lappmes (NT, T, §4), lavskrika (NT, T, §4), lunglav (NT, T), rosenticka (NT, T), rynkskinn (NT, T), rödbrun blekspik (NT, T), rödvingetrast (NT, §4), skogsfru (NT, §8), skrovellav (NT, T), skuggblåslav (NT, T), tallticka (NT, T), talltita (NT, §4), ullticka (NT, T), vedskivlav (NT, T), vitplätt (NT), äggvaxskivling (NT), späd brosklav (DD, T), blodticka (S, T), bårdlav (S, T), diskvaxskivling (S), finbräken (S, T), gräsull (S), grönkulla (S, T, §8), källmossa (S), källmossor (S), kärrtrumpetmossa (S), luddlav (S, T), plattlummer (S, T, §9), skinnlav (S, T), spindelblomster (S, T, §8), stuplav (S, T), svavelriska (S), trådticka (S, T), vedticka (S, T), vitvaxing agg. (S), ängsfingersvamp (S), ögonpyrola (S, T), bergfink (T, §4), järpe (T, §4), ormbär (T), spillkråka (T, §4), tjäder (T, §4), grönsiska (§4), kungsfågel (§4), brudsporre (§8) och revlummer (§9). Se Figur 1.</w:t>
       </w:r>
     </w:p>
     <w:p>
@@ -2776,7 +2776,7 @@
     <w:r>
       <w:tab/>
       <w:tab/>
-      <w:t>2026-09-14</w:t>
+      <w:t>2026-09-15</w:t>
       <w:br/>
       <w:br/>
     </w:r>

--- a/tillsyn/A 10563-2022 tillsynsbegäran.docx
+++ b/tillsyn/A 10563-2022 tillsynsbegäran.docx
@@ -2776,7 +2776,7 @@
     <w:r>
       <w:tab/>
       <w:tab/>
-      <w:t>2026-09-15</w:t>
+      <w:t>2026-09-16</w:t>
       <w:br/>
       <w:br/>
     </w:r>

--- a/tillsyn/A 10563-2022 tillsynsbegäran.docx
+++ b/tillsyn/A 10563-2022 tillsynsbegäran.docx
@@ -2776,7 +2776,7 @@
     <w:r>
       <w:tab/>
       <w:tab/>
-      <w:t>2026-09-16</w:t>
+      <w:t>2026-09-17</w:t>
       <w:br/>
       <w:br/>
     </w:r>

--- a/tillsyn/A 10563-2022 tillsynsbegäran.docx
+++ b/tillsyn/A 10563-2022 tillsynsbegäran.docx
@@ -2776,7 +2776,7 @@
     <w:r>
       <w:tab/>
       <w:tab/>
-      <w:t>2026-09-17</w:t>
+      <w:t>2026-09-18</w:t>
       <w:br/>
       <w:br/>
     </w:r>

--- a/tillsyn/A 10563-2022 tillsynsbegäran.docx
+++ b/tillsyn/A 10563-2022 tillsynsbegäran.docx
@@ -22,7 +22,7 @@
       <w:r>
         <w:drawing>
           <wp:inline xmlns:a="http://schemas.openxmlformats.org/drawingml/2006/main" xmlns:pic="http://schemas.openxmlformats.org/drawingml/2006/picture">
-            <wp:extent cx="5486400" cy="4916236"/>
+            <wp:extent cx="5486400" cy="4910913"/>
             <wp:docPr id="1" name="Picture 1"/>
             <wp:cNvGraphicFramePr>
               <a:graphicFrameLocks noChangeAspect="1"/>
@@ -43,7 +43,7 @@
                   <pic:spPr>
                     <a:xfrm>
                       <a:off x="0" y="0"/>
-                      <a:ext cx="5486400" cy="4916236"/>
+                      <a:ext cx="5486400" cy="4910913"/>
                     </a:xfrm>
                     <a:prstGeom prst="rect"/>
                   </pic:spPr>
@@ -65,7 +65,7 @@
     </w:p>
     <w:p>
       <w:r>
-        <w:t>I och inom 25 meter från avverkningsanmälan finns fynd av 69 naturvårdsarter, varav 40 är rödlistade, 19 är fridlysta, 41 är typiska (T) och 20 är signalarter (S): grynlav (EN), fläckporing (VU, T), gränsticka (VU, T), grönfink (VU, §4), knärot (VU, T, §8), kristallticka (VU), lateritticka (VU), liten sotlav (VU, T), mörk blåslav (VU, T), nordlig parasitporing (VU), blanksvart spiklav (NT), blå taggsvamp (NT, T), brunpudrad nållav (NT, T), dropptaggsvamp (NT, T), dvärgbägarlav (NT, T), Ernobius explanatus (NT), gröntagging (NT), harticka (NT, T), hornvaxskinn (NT), järnsparv (NT, §4), knottrig blåslav (NT, T), kötticka (NT), ladlav (NT, T), lappmes (NT, T, §4), lavskrika (NT, T, §4), lunglav (NT, T), rosenticka (NT, T), rynkskinn (NT, T), rödbrun blekspik (NT, T), rödvingetrast (NT, §4), skogsfru (NT, §8), skrovellav (NT, T), skuggblåslav (NT, T), tallticka (NT, T), talltita (NT, §4), ullticka (NT, T), vedskivlav (NT, T), vitplätt (NT), äggvaxskivling (NT), späd brosklav (DD, T), blodticka (S, T), bårdlav (S, T), diskvaxskivling (S), finbräken (S, T), gräsull (S), grönkulla (S, T, §8), källmossa (S), källmossor (S), kärrtrumpetmossa (S), luddlav (S, T), plattlummer (S, T, §9), skinnlav (S, T), spindelblomster (S, T, §8), stuplav (S, T), svavelriska (S), trådticka (S, T), vedticka (S, T), vitvaxing agg. (S), ängsfingersvamp (S), ögonpyrola (S, T), bergfink (T, §4), järpe (T, §4), ormbär (T), spillkråka (T, §4), tjäder (T, §4), grönsiska (§4), kungsfågel (§4), brudsporre (§8) och revlummer (§9). Se Figur 1.</w:t>
+        <w:t>I och inom 25 meter från avverkningsanmälan finns fynd av 68 naturvårdsarter, varav 40 är rödlistade, 19 är fridlysta, 41 är typiska (T) och 19 är signalarter (S): grynlav (EN), fläckporing (VU, T), gränsticka (VU, T), grönfink (VU, §4), knärot (VU, T, §8), kristallticka (VU), lateritticka (VU), liten sotlav (VU, T), mörk blåslav (VU, T), nordlig parasitporing (VU), blanksvart spiklav (NT), blå taggsvamp (NT, T), brunpudrad nållav (NT, T), dropptaggsvamp (NT, T), dvärgbägarlav (NT, T), Ernobius explanatus (NT), gröntagging (NT), harticka (NT, T), hornvaxskinn (NT), järnsparv (NT, §4), knottrig blåslav (NT, T), kötticka (NT), ladlav (NT, T), lappmes (NT, T, §4), lavskrika (NT, T, §4), lunglav (NT, T), rosenticka (NT, T), rynkskinn (NT, T), rödbrun blekspik (NT, T), rödvingetrast (NT, §4), skogsfru (NT, §8), skrovellav (NT, T), skuggblåslav (NT, T), tallticka (NT, T), talltita (NT, §4), ullticka (NT, T), vedskivlav (NT, T), vitplätt (NT), äggvaxskivling (NT), späd brosklav (DD, T), blodticka (S, T), bårdlav (S, T), finbräken (S, T), gräsull (S), grönkulla (S, T, §8), källmossa (S), källmossor (S), kärrtrumpetmossa (S), luddlav (S, T), plattlummer (S, T, §9), skinnlav (S, T), spindelblomster (S, T, §8), stuplav (S, T), svavelriska (S), trådticka (S, T), vedticka (S, T), vitvaxing agg. (S), ängsfingersvamp (S), ögonpyrola (S, T), bergfink (T, §4), järpe (T, §4), ormbär (T), spillkråka (T, §4), tjäder (T, §4), grönsiska (§4), kungsfågel (§4), brudsporre (§8) och revlummer (§9). Se Figur 1.</w:t>
       </w:r>
     </w:p>
     <w:p>
@@ -2776,7 +2776,7 @@
     <w:r>
       <w:tab/>
       <w:tab/>
-      <w:t>2026-09-18</w:t>
+      <w:t>2026-09-19</w:t>
       <w:br/>
       <w:br/>
     </w:r>

--- a/tillsyn/A 10563-2022 tillsynsbegäran.docx
+++ b/tillsyn/A 10563-2022 tillsynsbegäran.docx
@@ -22,7 +22,7 @@
       <w:r>
         <w:drawing>
           <wp:inline xmlns:a="http://schemas.openxmlformats.org/drawingml/2006/main" xmlns:pic="http://schemas.openxmlformats.org/drawingml/2006/picture">
-            <wp:extent cx="5486400" cy="4910913"/>
+            <wp:extent cx="5486400" cy="4916236"/>
             <wp:docPr id="1" name="Picture 1"/>
             <wp:cNvGraphicFramePr>
               <a:graphicFrameLocks noChangeAspect="1"/>
@@ -43,7 +43,7 @@
                   <pic:spPr>
                     <a:xfrm>
                       <a:off x="0" y="0"/>
-                      <a:ext cx="5486400" cy="4910913"/>
+                      <a:ext cx="5486400" cy="4916236"/>
                     </a:xfrm>
                     <a:prstGeom prst="rect"/>
                   </pic:spPr>
@@ -65,7 +65,7 @@
     </w:p>
     <w:p>
       <w:r>
-        <w:t>I och inom 25 meter från avverkningsanmälan finns fynd av 68 naturvårdsarter, varav 40 är rödlistade, 19 är fridlysta, 41 är typiska (T) och 19 är signalarter (S): grynlav (EN), fläckporing (VU, T), gränsticka (VU, T), grönfink (VU, §4), knärot (VU, T, §8), kristallticka (VU), lateritticka (VU), liten sotlav (VU, T), mörk blåslav (VU, T), nordlig parasitporing (VU), blanksvart spiklav (NT), blå taggsvamp (NT, T), brunpudrad nållav (NT, T), dropptaggsvamp (NT, T), dvärgbägarlav (NT, T), Ernobius explanatus (NT), gröntagging (NT), harticka (NT, T), hornvaxskinn (NT), järnsparv (NT, §4), knottrig blåslav (NT, T), kötticka (NT), ladlav (NT, T), lappmes (NT, T, §4), lavskrika (NT, T, §4), lunglav (NT, T), rosenticka (NT, T), rynkskinn (NT, T), rödbrun blekspik (NT, T), rödvingetrast (NT, §4), skogsfru (NT, §8), skrovellav (NT, T), skuggblåslav (NT, T), tallticka (NT, T), talltita (NT, §4), ullticka (NT, T), vedskivlav (NT, T), vitplätt (NT), äggvaxskivling (NT), späd brosklav (DD, T), blodticka (S, T), bårdlav (S, T), finbräken (S, T), gräsull (S), grönkulla (S, T, §8), källmossa (S), källmossor (S), kärrtrumpetmossa (S), luddlav (S, T), plattlummer (S, T, §9), skinnlav (S, T), spindelblomster (S, T, §8), stuplav (S, T), svavelriska (S), trådticka (S, T), vedticka (S, T), vitvaxing agg. (S), ängsfingersvamp (S), ögonpyrola (S, T), bergfink (T, §4), järpe (T, §4), ormbär (T), spillkråka (T, §4), tjäder (T, §4), grönsiska (§4), kungsfågel (§4), brudsporre (§8) och revlummer (§9). Se Figur 1.</w:t>
+        <w:t>I och inom 25 meter från avverkningsanmälan finns fynd av 69 naturvårdsarter, varav 40 är rödlistade, 19 är fridlysta, 41 är typiska (T) och 20 är signalarter (S): grynlav (EN), fläckporing (VU, T), gränsticka (VU, T), grönfink (VU, §4), knärot (VU, T, §8), kristallticka (VU), lateritticka (VU), liten sotlav (VU, T), mörk blåslav (VU, T), nordlig parasitporing (VU), blanksvart spiklav (NT), blå taggsvamp (NT, T), brunpudrad nållav (NT, T), dropptaggsvamp (NT, T), dvärgbägarlav (NT, T), Ernobius explanatus (NT), gröntagging (NT), harticka (NT, T), hornvaxskinn (NT), järnsparv (NT, §4), knottrig blåslav (NT, T), kötticka (NT), ladlav (NT, T), lappmes (NT, T, §4), lavskrika (NT, T, §4), lunglav (NT, T), rosenticka (NT, T), rynkskinn (NT, T), rödbrun blekspik (NT, T), rödvingetrast (NT, §4), skogsfru (NT, §8), skrovellav (NT, T), skuggblåslav (NT, T), tallticka (NT, T), talltita (NT, §4), ullticka (NT, T), vedskivlav (NT, T), vitplätt (NT), äggvaxskivling (NT), späd brosklav (DD, T), blodticka (S, T), bårdlav (S, T), diskvaxskivling (S), finbräken (S, T), gräsull (S), grönkulla (S, T, §8), källmossa (S), källmossor (S), kärrtrumpetmossa (S), luddlav (S, T), plattlummer (S, T, §9), skinnlav (S, T), spindelblomster (S, T, §8), stuplav (S, T), svavelriska (S), trådticka (S, T), vedticka (S, T), vitvaxing agg. (S), ängsfingersvamp (S), ögonpyrola (S, T), bergfink (T, §4), järpe (T, §4), ormbär (T), spillkråka (T, §4), tjäder (T, §4), grönsiska (§4), kungsfågel (§4), brudsporre (§8) och revlummer (§9). Se Figur 1.</w:t>
       </w:r>
     </w:p>
     <w:p>
@@ -2776,7 +2776,7 @@
     <w:r>
       <w:tab/>
       <w:tab/>
-      <w:t>2026-09-19</w:t>
+      <w:t>2026-09-21</w:t>
       <w:br/>
       <w:br/>
     </w:r>

--- a/tillsyn/A 10563-2022 tillsynsbegäran.docx
+++ b/tillsyn/A 10563-2022 tillsynsbegäran.docx
@@ -2776,7 +2776,7 @@
     <w:r>
       <w:tab/>
       <w:tab/>
-      <w:t>2026-09-21</w:t>
+      <w:t>2026-09-23</w:t>
       <w:br/>
       <w:br/>
     </w:r>

--- a/tillsyn/A 10563-2022 tillsynsbegäran.docx
+++ b/tillsyn/A 10563-2022 tillsynsbegäran.docx
@@ -2776,7 +2776,7 @@
     <w:r>
       <w:tab/>
       <w:tab/>
-      <w:t>2026-09-23</w:t>
+      <w:t>2026-09-24</w:t>
       <w:br/>
       <w:br/>
     </w:r>

--- a/tillsyn/A 10563-2022 tillsynsbegäran.docx
+++ b/tillsyn/A 10563-2022 tillsynsbegäran.docx
@@ -2776,7 +2776,7 @@
     <w:r>
       <w:tab/>
       <w:tab/>
-      <w:t>2026-09-24</w:t>
+      <w:t>2026-09-25</w:t>
       <w:br/>
       <w:br/>
     </w:r>

--- a/tillsyn/A 10563-2022 tillsynsbegäran.docx
+++ b/tillsyn/A 10563-2022 tillsynsbegäran.docx
@@ -22,7 +22,7 @@
       <w:r>
         <w:drawing>
           <wp:inline xmlns:a="http://schemas.openxmlformats.org/drawingml/2006/main" xmlns:pic="http://schemas.openxmlformats.org/drawingml/2006/picture">
-            <wp:extent cx="5486400" cy="4916236"/>
+            <wp:extent cx="5486400" cy="4910913"/>
             <wp:docPr id="1" name="Picture 1"/>
             <wp:cNvGraphicFramePr>
               <a:graphicFrameLocks noChangeAspect="1"/>
@@ -43,7 +43,7 @@
                   <pic:spPr>
                     <a:xfrm>
                       <a:off x="0" y="0"/>
-                      <a:ext cx="5486400" cy="4916236"/>
+                      <a:ext cx="5486400" cy="4910913"/>
                     </a:xfrm>
                     <a:prstGeom prst="rect"/>
                   </pic:spPr>
@@ -65,7 +65,7 @@
     </w:p>
     <w:p>
       <w:r>
-        <w:t>I och inom 25 meter från avverkningsanmälan finns fynd av 69 naturvårdsarter, varav 40 är rödlistade, 19 är fridlysta, 41 är typiska (T) och 20 är signalarter (S): grynlav (EN), fläckporing (VU, T), gränsticka (VU, T), grönfink (VU, §4), knärot (VU, T, §8), kristallticka (VU), lateritticka (VU), liten sotlav (VU, T), mörk blåslav (VU, T), nordlig parasitporing (VU), blanksvart spiklav (NT), blå taggsvamp (NT, T), brunpudrad nållav (NT, T), dropptaggsvamp (NT, T), dvärgbägarlav (NT, T), Ernobius explanatus (NT), gröntagging (NT), harticka (NT, T), hornvaxskinn (NT), järnsparv (NT, §4), knottrig blåslav (NT, T), kötticka (NT), ladlav (NT, T), lappmes (NT, T, §4), lavskrika (NT, T, §4), lunglav (NT, T), rosenticka (NT, T), rynkskinn (NT, T), rödbrun blekspik (NT, T), rödvingetrast (NT, §4), skogsfru (NT, §8), skrovellav (NT, T), skuggblåslav (NT, T), tallticka (NT, T), talltita (NT, §4), ullticka (NT, T), vedskivlav (NT, T), vitplätt (NT), äggvaxskivling (NT), späd brosklav (DD, T), blodticka (S, T), bårdlav (S, T), diskvaxskivling (S), finbräken (S, T), gräsull (S), grönkulla (S, T, §8), källmossa (S), källmossor (S), kärrtrumpetmossa (S), luddlav (S, T), plattlummer (S, T, §9), skinnlav (S, T), spindelblomster (S, T, §8), stuplav (S, T), svavelriska (S), trådticka (S, T), vedticka (S, T), vitvaxing agg. (S), ängsfingersvamp (S), ögonpyrola (S, T), bergfink (T, §4), järpe (T, §4), ormbär (T), spillkråka (T, §4), tjäder (T, §4), grönsiska (§4), kungsfågel (§4), brudsporre (§8) och revlummer (§9). Se Figur 1.</w:t>
+        <w:t>I och inom 25 meter från avverkningsanmälan finns fynd av 68 naturvårdsarter, varav 40 är rödlistade, 19 är fridlysta, 41 är typiska (T) och 19 är signalarter (S): grynlav (EN), fläckporing (VU, T), gränsticka (VU, T), grönfink (VU, §4), knärot (VU, T, §8), kristallticka (VU), lateritticka (VU), liten sotlav (VU, T), mörk blåslav (VU, T), nordlig parasitporing (VU), blanksvart spiklav (NT), blå taggsvamp (NT, T), brunpudrad nållav (NT, T), dropptaggsvamp (NT, T), dvärgbägarlav (NT, T), Ernobius explanatus (NT), gröntagging (NT), harticka (NT, T), hornvaxskinn (NT), järnsparv (NT, §4), knottrig blåslav (NT, T), kötticka (NT), ladlav (NT, T), lappmes (NT, T, §4), lavskrika (NT, T, §4), lunglav (NT, T), rosenticka (NT, T), rynkskinn (NT, T), rödbrun blekspik (NT, T), rödvingetrast (NT, §4), skogsfru (NT, §8), skrovellav (NT, T), skuggblåslav (NT, T), tallticka (NT, T), talltita (NT, §4), ullticka (NT, T), vedskivlav (NT, T), vitplätt (NT), äggvaxskivling (NT), späd brosklav (DD, T), blodticka (S, T), bårdlav (S, T), finbräken (S, T), gräsull (S), grönkulla (S, T, §8), källmossa (S), källmossor (S), kärrtrumpetmossa (S), luddlav (S, T), plattlummer (S, T, §9), skinnlav (S, T), spindelblomster (S, T, §8), stuplav (S, T), svavelriska (S), trådticka (S, T), vedticka (S, T), vitvaxing agg. (S), ängsfingersvamp (S), ögonpyrola (S, T), bergfink (T, §4), järpe (T, §4), ormbär (T), spillkråka (T, §4), tjäder (T, §4), grönsiska (§4), kungsfågel (§4), brudsporre (§8) och revlummer (§9). Se Figur 1.</w:t>
       </w:r>
     </w:p>
     <w:p>
@@ -2776,7 +2776,7 @@
     <w:r>
       <w:tab/>
       <w:tab/>
-      <w:t>2026-09-25</w:t>
+      <w:t>2026-09-26</w:t>
       <w:br/>
       <w:br/>
     </w:r>

--- a/tillsyn/A 10563-2022 tillsynsbegäran.docx
+++ b/tillsyn/A 10563-2022 tillsynsbegäran.docx
@@ -22,7 +22,7 @@
       <w:r>
         <w:drawing>
           <wp:inline xmlns:a="http://schemas.openxmlformats.org/drawingml/2006/main" xmlns:pic="http://schemas.openxmlformats.org/drawingml/2006/picture">
-            <wp:extent cx="5486400" cy="4910913"/>
+            <wp:extent cx="5486400" cy="4916236"/>
             <wp:docPr id="1" name="Picture 1"/>
             <wp:cNvGraphicFramePr>
               <a:graphicFrameLocks noChangeAspect="1"/>
@@ -43,7 +43,7 @@
                   <pic:spPr>
                     <a:xfrm>
                       <a:off x="0" y="0"/>
-                      <a:ext cx="5486400" cy="4910913"/>
+                      <a:ext cx="5486400" cy="4916236"/>
                     </a:xfrm>
                     <a:prstGeom prst="rect"/>
                   </pic:spPr>
@@ -65,7 +65,7 @@
     </w:p>
     <w:p>
       <w:r>
-        <w:t>I och inom 25 meter från avverkningsanmälan finns fynd av 68 naturvårdsarter, varav 40 är rödlistade, 19 är fridlysta, 41 är typiska (T) och 19 är signalarter (S): grynlav (EN), fläckporing (VU, T), gränsticka (VU, T), grönfink (VU, §4), knärot (VU, T, §8), kristallticka (VU), lateritticka (VU), liten sotlav (VU, T), mörk blåslav (VU, T), nordlig parasitporing (VU), blanksvart spiklav (NT), blå taggsvamp (NT, T), brunpudrad nållav (NT, T), dropptaggsvamp (NT, T), dvärgbägarlav (NT, T), Ernobius explanatus (NT), gröntagging (NT), harticka (NT, T), hornvaxskinn (NT), järnsparv (NT, §4), knottrig blåslav (NT, T), kötticka (NT), ladlav (NT, T), lappmes (NT, T, §4), lavskrika (NT, T, §4), lunglav (NT, T), rosenticka (NT, T), rynkskinn (NT, T), rödbrun blekspik (NT, T), rödvingetrast (NT, §4), skogsfru (NT, §8), skrovellav (NT, T), skuggblåslav (NT, T), tallticka (NT, T), talltita (NT, §4), ullticka (NT, T), vedskivlav (NT, T), vitplätt (NT), äggvaxskivling (NT), späd brosklav (DD, T), blodticka (S, T), bårdlav (S, T), finbräken (S, T), gräsull (S), grönkulla (S, T, §8), källmossa (S), källmossor (S), kärrtrumpetmossa (S), luddlav (S, T), plattlummer (S, T, §9), skinnlav (S, T), spindelblomster (S, T, §8), stuplav (S, T), svavelriska (S), trådticka (S, T), vedticka (S, T), vitvaxing agg. (S), ängsfingersvamp (S), ögonpyrola (S, T), bergfink (T, §4), järpe (T, §4), ormbär (T), spillkråka (T, §4), tjäder (T, §4), grönsiska (§4), kungsfågel (§4), brudsporre (§8) och revlummer (§9). Se Figur 1.</w:t>
+        <w:t>I och inom 25 meter från avverkningsanmälan finns fynd av 69 naturvårdsarter, varav 40 är rödlistade, 19 är fridlysta, 41 är typiska (T) och 20 är signalarter (S): grynlav (EN), fläckporing (VU, T), gränsticka (VU, T), grönfink (VU, §4), knärot (VU, T, §8), kristallticka (VU), lateritticka (VU), liten sotlav (VU, T), mörk blåslav (VU, T), nordlig parasitporing (VU), blanksvart spiklav (NT), blå taggsvamp (NT, T), brunpudrad nållav (NT, T), dropptaggsvamp (NT, T), dvärgbägarlav (NT, T), Ernobius explanatus (NT), gröntagging (NT), harticka (NT, T), hornvaxskinn (NT), järnsparv (NT, §4), knottrig blåslav (NT, T), kötticka (NT), ladlav (NT, T), lappmes (NT, T, §4), lavskrika (NT, T, §4), lunglav (NT, T), rosenticka (NT, T), rynkskinn (NT, T), rödbrun blekspik (NT, T), rödvingetrast (NT, §4), skogsfru (NT, §8), skrovellav (NT, T), skuggblåslav (NT, T), tallticka (NT, T), talltita (NT, §4), ullticka (NT, T), vedskivlav (NT, T), vitplätt (NT), äggvaxskivling (NT), späd brosklav (DD, T), blodticka (S, T), bårdlav (S, T), diskvaxskivling (S), finbräken (S, T), gräsull (S), grönkulla (S, T, §8), källmossa (S), källmossor (S), kärrtrumpetmossa (S), luddlav (S, T), plattlummer (S, T, §9), skinnlav (S, T), spindelblomster (S, T, §8), stuplav (S, T), svavelriska (S), trådticka (S, T), vedticka (S, T), vitvaxing agg. (S), ängsfingersvamp (S), ögonpyrola (S, T), bergfink (T, §4), järpe (T, §4), ormbär (T), spillkråka (T, §4), tjäder (T, §4), grönsiska (§4), kungsfågel (§4), brudsporre (§8) och revlummer (§9). Se Figur 1.</w:t>
       </w:r>
     </w:p>
     <w:p>
@@ -2776,7 +2776,7 @@
     <w:r>
       <w:tab/>
       <w:tab/>
-      <w:t>2026-09-26</w:t>
+      <w:t>2026-09-27</w:t>
       <w:br/>
       <w:br/>
     </w:r>

--- a/tillsyn/A 10563-2022 tillsynsbegäran.docx
+++ b/tillsyn/A 10563-2022 tillsynsbegäran.docx
@@ -2776,7 +2776,7 @@
     <w:r>
       <w:tab/>
       <w:tab/>
-      <w:t>2026-09-27</w:t>
+      <w:t>2026-09-28</w:t>
       <w:br/>
       <w:br/>
     </w:r>

--- a/tillsyn/A 10563-2022 tillsynsbegäran.docx
+++ b/tillsyn/A 10563-2022 tillsynsbegäran.docx
@@ -2776,7 +2776,7 @@
     <w:r>
       <w:tab/>
       <w:tab/>
-      <w:t>2026-09-28</w:t>
+      <w:t>2026-09-29</w:t>
       <w:br/>
       <w:br/>
     </w:r>

--- a/tillsyn/A 10563-2022 tillsynsbegäran.docx
+++ b/tillsyn/A 10563-2022 tillsynsbegäran.docx
@@ -2776,7 +2776,7 @@
     <w:r>
       <w:tab/>
       <w:tab/>
-      <w:t>2026-09-29</w:t>
+      <w:t>2026-09-30</w:t>
       <w:br/>
       <w:br/>
     </w:r>

--- a/tillsyn/A 10563-2022 tillsynsbegäran.docx
+++ b/tillsyn/A 10563-2022 tillsynsbegäran.docx
@@ -2776,7 +2776,7 @@
     <w:r>
       <w:tab/>
       <w:tab/>
-      <w:t>2026-09-30</w:t>
+      <w:t>2026-10-01</w:t>
       <w:br/>
       <w:br/>
     </w:r>

--- a/tillsyn/A 10563-2022 tillsynsbegäran.docx
+++ b/tillsyn/A 10563-2022 tillsynsbegäran.docx
@@ -2776,7 +2776,7 @@
     <w:r>
       <w:tab/>
       <w:tab/>
-      <w:t>2026-10-01</w:t>
+      <w:t>2026-10-02</w:t>
       <w:br/>
       <w:br/>
     </w:r>

--- a/tillsyn/A 10563-2022 tillsynsbegäran.docx
+++ b/tillsyn/A 10563-2022 tillsynsbegäran.docx
@@ -2776,7 +2776,7 @@
     <w:r>
       <w:tab/>
       <w:tab/>
-      <w:t>2026-10-02</w:t>
+      <w:t>2026-10-03</w:t>
       <w:br/>
       <w:br/>
     </w:r>

--- a/tillsyn/A 10563-2022 tillsynsbegäran.docx
+++ b/tillsyn/A 10563-2022 tillsynsbegäran.docx
@@ -22,7 +22,7 @@
       <w:r>
         <w:drawing>
           <wp:inline xmlns:a="http://schemas.openxmlformats.org/drawingml/2006/main" xmlns:pic="http://schemas.openxmlformats.org/drawingml/2006/picture">
-            <wp:extent cx="5486400" cy="4916236"/>
+            <wp:extent cx="5486400" cy="4910913"/>
             <wp:docPr id="1" name="Picture 1"/>
             <wp:cNvGraphicFramePr>
               <a:graphicFrameLocks noChangeAspect="1"/>
@@ -43,7 +43,7 @@
                   <pic:spPr>
                     <a:xfrm>
                       <a:off x="0" y="0"/>
-                      <a:ext cx="5486400" cy="4916236"/>
+                      <a:ext cx="5486400" cy="4910913"/>
                     </a:xfrm>
                     <a:prstGeom prst="rect"/>
                   </pic:spPr>
@@ -65,7 +65,7 @@
     </w:p>
     <w:p>
       <w:r>
-        <w:t>I och inom 25 meter från avverkningsanmälan finns fynd av 69 naturvårdsarter, varav 40 är rödlistade, 19 är fridlysta, 41 är typiska (T) och 20 är signalarter (S): grynlav (EN), fläckporing (VU, T), gränsticka (VU, T), grönfink (VU, §4), knärot (VU, T, §8), kristallticka (VU), lateritticka (VU), liten sotlav (VU, T), mörk blåslav (VU, T), nordlig parasitporing (VU), blanksvart spiklav (NT), blå taggsvamp (NT, T), brunpudrad nållav (NT, T), dropptaggsvamp (NT, T), dvärgbägarlav (NT, T), Ernobius explanatus (NT), gröntagging (NT), harticka (NT, T), hornvaxskinn (NT), järnsparv (NT, §4), knottrig blåslav (NT, T), kötticka (NT), ladlav (NT, T), lappmes (NT, T, §4), lavskrika (NT, T, §4), lunglav (NT, T), rosenticka (NT, T), rynkskinn (NT, T), rödbrun blekspik (NT, T), rödvingetrast (NT, §4), skogsfru (NT, §8), skrovellav (NT, T), skuggblåslav (NT, T), tallticka (NT, T), talltita (NT, §4), ullticka (NT, T), vedskivlav (NT, T), vitplätt (NT), äggvaxskivling (NT), späd brosklav (DD, T), blodticka (S, T), bårdlav (S, T), diskvaxskivling (S), finbräken (S, T), gräsull (S), grönkulla (S, T, §8), källmossa (S), källmossor (S), kärrtrumpetmossa (S), luddlav (S, T), plattlummer (S, T, §9), skinnlav (S, T), spindelblomster (S, T, §8), stuplav (S, T), svavelriska (S), trådticka (S, T), vedticka (S, T), vitvaxing agg. (S), ängsfingersvamp (S), ögonpyrola (S, T), bergfink (T, §4), järpe (T, §4), ormbär (T), spillkråka (T, §4), tjäder (T, §4), grönsiska (§4), kungsfågel (§4), brudsporre (§8) och revlummer (§9). Se Figur 1.</w:t>
+        <w:t>I och inom 25 meter från avverkningsanmälan finns fynd av 68 naturvårdsarter, varav 40 är rödlistade, 19 är fridlysta, 41 är typiska (T) och 19 är signalarter (S): grynlav (EN), fläckporing (VU, T), gränsticka (VU, T), grönfink (VU, §4), knärot (VU, T, §8), kristallticka (VU), lateritticka (VU), liten sotlav (VU, T), mörk blåslav (VU, T), nordlig parasitporing (VU), blanksvart spiklav (NT), blå taggsvamp (NT, T), brunpudrad nållav (NT, T), dropptaggsvamp (NT, T), dvärgbägarlav (NT, T), Ernobius explanatus (NT), gröntagging (NT), harticka (NT, T), hornvaxskinn (NT), järnsparv (NT, §4), knottrig blåslav (NT, T), kötticka (NT), ladlav (NT, T), lappmes (NT, T, §4), lavskrika (NT, T, §4), lunglav (NT, T), rosenticka (NT, T), rynkskinn (NT, T), rödbrun blekspik (NT, T), rödvingetrast (NT, §4), skogsfru (NT, §8), skrovellav (NT, T), skuggblåslav (NT, T), tallticka (NT, T), talltita (NT, §4), ullticka (NT, T), vedskivlav (NT, T), vitplätt (NT), äggvaxskivling (NT), späd brosklav (DD, T), blodticka (S, T), bårdlav (S, T), finbräken (S, T), gräsull (S), grönkulla (S, T, §8), källmossa (S), källmossor (S), kärrtrumpetmossa (S), luddlav (S, T), plattlummer (S, T, §9), skinnlav (S, T), spindelblomster (S, T, §8), stuplav (S, T), svavelriska (S), trådticka (S, T), vedticka (S, T), vitvaxing agg. (S), ängsfingersvamp (S), ögonpyrola (S, T), bergfink (T, §4), järpe (T, §4), ormbär (T), spillkråka (T, §4), tjäder (T, §4), grönsiska (§4), kungsfågel (§4), brudsporre (§8) och revlummer (§9). Se Figur 1.</w:t>
       </w:r>
     </w:p>
     <w:p>
@@ -2776,7 +2776,7 @@
     <w:r>
       <w:tab/>
       <w:tab/>
-      <w:t>2026-10-03</w:t>
+      <w:t>2026-10-04</w:t>
       <w:br/>
       <w:br/>
     </w:r>

--- a/tillsyn/A 10563-2022 tillsynsbegäran.docx
+++ b/tillsyn/A 10563-2022 tillsynsbegäran.docx
@@ -22,7 +22,7 @@
       <w:r>
         <w:drawing>
           <wp:inline xmlns:a="http://schemas.openxmlformats.org/drawingml/2006/main" xmlns:pic="http://schemas.openxmlformats.org/drawingml/2006/picture">
-            <wp:extent cx="5486400" cy="4910913"/>
+            <wp:extent cx="5486400" cy="4916236"/>
             <wp:docPr id="1" name="Picture 1"/>
             <wp:cNvGraphicFramePr>
               <a:graphicFrameLocks noChangeAspect="1"/>
@@ -43,7 +43,7 @@
                   <pic:spPr>
                     <a:xfrm>
                       <a:off x="0" y="0"/>
-                      <a:ext cx="5486400" cy="4910913"/>
+                      <a:ext cx="5486400" cy="4916236"/>
                     </a:xfrm>
                     <a:prstGeom prst="rect"/>
                   </pic:spPr>
@@ -65,7 +65,7 @@
     </w:p>
     <w:p>
       <w:r>
-        <w:t>I och inom 25 meter från avverkningsanmälan finns fynd av 68 naturvårdsarter, varav 40 är rödlistade, 19 är fridlysta, 41 är typiska (T) och 19 är signalarter (S): grynlav (EN), fläckporing (VU, T), gränsticka (VU, T), grönfink (VU, §4), knärot (VU, T, §8), kristallticka (VU), lateritticka (VU), liten sotlav (VU, T), mörk blåslav (VU, T), nordlig parasitporing (VU), blanksvart spiklav (NT), blå taggsvamp (NT, T), brunpudrad nållav (NT, T), dropptaggsvamp (NT, T), dvärgbägarlav (NT, T), Ernobius explanatus (NT), gröntagging (NT), harticka (NT, T), hornvaxskinn (NT), järnsparv (NT, §4), knottrig blåslav (NT, T), kötticka (NT), ladlav (NT, T), lappmes (NT, T, §4), lavskrika (NT, T, §4), lunglav (NT, T), rosenticka (NT, T), rynkskinn (NT, T), rödbrun blekspik (NT, T), rödvingetrast (NT, §4), skogsfru (NT, §8), skrovellav (NT, T), skuggblåslav (NT, T), tallticka (NT, T), talltita (NT, §4), ullticka (NT, T), vedskivlav (NT, T), vitplätt (NT), äggvaxskivling (NT), späd brosklav (DD, T), blodticka (S, T), bårdlav (S, T), finbräken (S, T), gräsull (S), grönkulla (S, T, §8), källmossa (S), källmossor (S), kärrtrumpetmossa (S), luddlav (S, T), plattlummer (S, T, §9), skinnlav (S, T), spindelblomster (S, T, §8), stuplav (S, T), svavelriska (S), trådticka (S, T), vedticka (S, T), vitvaxing agg. (S), ängsfingersvamp (S), ögonpyrola (S, T), bergfink (T, §4), järpe (T, §4), ormbär (T), spillkråka (T, §4), tjäder (T, §4), grönsiska (§4), kungsfågel (§4), brudsporre (§8) och revlummer (§9). Se Figur 1.</w:t>
+        <w:t>I och inom 25 meter från avverkningsanmälan finns fynd av 69 naturvårdsarter, varav 40 är rödlistade, 19 är fridlysta, 41 är typiska (T) och 20 är signalarter (S): grynlav (EN), fläckporing (VU, T), gränsticka (VU, T), grönfink (VU, §4), knärot (VU, T, §8), kristallticka (VU), lateritticka (VU), liten sotlav (VU, T), mörk blåslav (VU, T), nordlig parasitporing (VU), blanksvart spiklav (NT), blå taggsvamp (NT, T), brunpudrad nållav (NT, T), dropptaggsvamp (NT, T), dvärgbägarlav (NT, T), Ernobius explanatus (NT), gröntagging (NT), harticka (NT, T), hornvaxskinn (NT), järnsparv (NT, §4), knottrig blåslav (NT, T), kötticka (NT), ladlav (NT, T), lappmes (NT, T, §4), lavskrika (NT, T, §4), lunglav (NT, T), rosenticka (NT, T), rynkskinn (NT, T), rödbrun blekspik (NT, T), rödvingetrast (NT, §4), skogsfru (NT, §8), skrovellav (NT, T), skuggblåslav (NT, T), tallticka (NT, T), talltita (NT, §4), ullticka (NT, T), vedskivlav (NT, T), vitplätt (NT), äggvaxskivling (NT), späd brosklav (DD, T), blodticka (S, T), bårdlav (S, T), diskvaxskivling (S), finbräken (S, T), gräsull (S), grönkulla (S, T, §8), källmossa (S), källmossor (S), kärrtrumpetmossa (S), luddlav (S, T), plattlummer (S, T, §9), skinnlav (S, T), spindelblomster (S, T, §8), stuplav (S, T), svavelriska (S), trådticka (S, T), vedticka (S, T), vitvaxing agg. (S), ängsfingersvamp (S), ögonpyrola (S, T), bergfink (T, §4), järpe (T, §4), ormbär (T), spillkråka (T, §4), tjäder (T, §4), grönsiska (§4), kungsfågel (§4), brudsporre (§8) och revlummer (§9). Se Figur 1.</w:t>
       </w:r>
     </w:p>
     <w:p>
@@ -2776,7 +2776,7 @@
     <w:r>
       <w:tab/>
       <w:tab/>
-      <w:t>2026-10-04</w:t>
+      <w:t>2026-10-05</w:t>
       <w:br/>
       <w:br/>
     </w:r>

--- a/tillsyn/A 10563-2022 tillsynsbegäran.docx
+++ b/tillsyn/A 10563-2022 tillsynsbegäran.docx
@@ -22,7 +22,7 @@
       <w:r>
         <w:drawing>
           <wp:inline xmlns:a="http://schemas.openxmlformats.org/drawingml/2006/main" xmlns:pic="http://schemas.openxmlformats.org/drawingml/2006/picture">
-            <wp:extent cx="5486400" cy="4916236"/>
+            <wp:extent cx="5486400" cy="4910913"/>
             <wp:docPr id="1" name="Picture 1"/>
             <wp:cNvGraphicFramePr>
               <a:graphicFrameLocks noChangeAspect="1"/>
@@ -43,7 +43,7 @@
                   <pic:spPr>
                     <a:xfrm>
                       <a:off x="0" y="0"/>
-                      <a:ext cx="5486400" cy="4916236"/>
+                      <a:ext cx="5486400" cy="4910913"/>
                     </a:xfrm>
                     <a:prstGeom prst="rect"/>
                   </pic:spPr>
@@ -65,7 +65,7 @@
     </w:p>
     <w:p>
       <w:r>
-        <w:t>I och inom 25 meter från avverkningsanmälan finns fynd av 69 naturvårdsarter, varav 40 är rödlistade, 19 är fridlysta, 41 är typiska (T) och 20 är signalarter (S): grynlav (EN), fläckporing (VU, T), gränsticka (VU, T), grönfink (VU, §4), knärot (VU, T, §8), kristallticka (VU), lateritticka (VU), liten sotlav (VU, T), mörk blåslav (VU, T), nordlig parasitporing (VU), blanksvart spiklav (NT), blå taggsvamp (NT, T), brunpudrad nållav (NT, T), dropptaggsvamp (NT, T), dvärgbägarlav (NT, T), Ernobius explanatus (NT), gröntagging (NT), harticka (NT, T), hornvaxskinn (NT), järnsparv (NT, §4), knottrig blåslav (NT, T), kötticka (NT), ladlav (NT, T), lappmes (NT, T, §4), lavskrika (NT, T, §4), lunglav (NT, T), rosenticka (NT, T), rynkskinn (NT, T), rödbrun blekspik (NT, T), rödvingetrast (NT, §4), skogsfru (NT, §8), skrovellav (NT, T), skuggblåslav (NT, T), tallticka (NT, T), talltita (NT, §4), ullticka (NT, T), vedskivlav (NT, T), vitplätt (NT), äggvaxskivling (NT), späd brosklav (DD, T), blodticka (S, T), bårdlav (S, T), diskvaxskivling (S), finbräken (S, T), gräsull (S), grönkulla (S, T, §8), källmossa (S), källmossor (S), kärrtrumpetmossa (S), luddlav (S, T), plattlummer (S, T, §9), skinnlav (S, T), spindelblomster (S, T, §8), stuplav (S, T), svavelriska (S), trådticka (S, T), vedticka (S, T), vitvaxing agg. (S), ängsfingersvamp (S), ögonpyrola (S, T), bergfink (T, §4), järpe (T, §4), ormbär (T), spillkråka (T, §4), tjäder (T, §4), grönsiska (§4), kungsfågel (§4), brudsporre (§8) och revlummer (§9). Se Figur 1.</w:t>
+        <w:t>I och inom 25 meter från avverkningsanmälan finns fynd av 68 naturvårdsarter, varav 40 är rödlistade, 19 är fridlysta, 41 är typiska (T) och 19 är signalarter (S): grynlav (EN), fläckporing (VU, T), gränsticka (VU, T), grönfink (VU, §4), knärot (VU, T, §8), kristallticka (VU), lateritticka (VU), liten sotlav (VU, T), mörk blåslav (VU, T), nordlig parasitporing (VU), blanksvart spiklav (NT), blå taggsvamp (NT, T), brunpudrad nållav (NT, T), dropptaggsvamp (NT, T), dvärgbägarlav (NT, T), Ernobius explanatus (NT), gröntagging (NT), harticka (NT, T), hornvaxskinn (NT), järnsparv (NT, §4), knottrig blåslav (NT, T), kötticka (NT), ladlav (NT, T), lappmes (NT, T, §4), lavskrika (NT, T, §4), lunglav (NT, T), rosenticka (NT, T), rynkskinn (NT, T), rödbrun blekspik (NT, T), rödvingetrast (NT, §4), skogsfru (NT, §8), skrovellav (NT, T), skuggblåslav (NT, T), tallticka (NT, T), talltita (NT, §4), ullticka (NT, T), vedskivlav (NT, T), vitplätt (NT), äggvaxskivling (NT), späd brosklav (DD, T), blodticka (S, T), bårdlav (S, T), finbräken (S, T), gräsull (S), grönkulla (S, T, §8), källmossa (S), källmossor (S), kärrtrumpetmossa (S), luddlav (S, T), plattlummer (S, T, §9), skinnlav (S, T), spindelblomster (S, T, §8), stuplav (S, T), svavelriska (S), trådticka (S, T), vedticka (S, T), vitvaxing agg. (S), ängsfingersvamp (S), ögonpyrola (S, T), bergfink (T, §4), järpe (T, §4), ormbär (T), spillkråka (T, §4), tjäder (T, §4), grönsiska (§4), kungsfågel (§4), brudsporre (§8) och revlummer (§9). Se Figur 1.</w:t>
       </w:r>
     </w:p>
     <w:p>
@@ -2776,7 +2776,7 @@
     <w:r>
       <w:tab/>
       <w:tab/>
-      <w:t>2026-10-05</w:t>
+      <w:t>2026-10-06</w:t>
       <w:br/>
       <w:br/>
     </w:r>

--- a/tillsyn/A 10563-2022 tillsynsbegäran.docx
+++ b/tillsyn/A 10563-2022 tillsynsbegäran.docx
@@ -2776,7 +2776,7 @@
     <w:r>
       <w:tab/>
       <w:tab/>
-      <w:t>2026-10-06</w:t>
+      <w:t>2026-10-07</w:t>
       <w:br/>
       <w:br/>
     </w:r>

--- a/tillsyn/A 10563-2022 tillsynsbegäran.docx
+++ b/tillsyn/A 10563-2022 tillsynsbegäran.docx
@@ -22,7 +22,7 @@
       <w:r>
         <w:drawing>
           <wp:inline xmlns:a="http://schemas.openxmlformats.org/drawingml/2006/main" xmlns:pic="http://schemas.openxmlformats.org/drawingml/2006/picture">
-            <wp:extent cx="5486400" cy="4910913"/>
+            <wp:extent cx="5486400" cy="4916236"/>
             <wp:docPr id="1" name="Picture 1"/>
             <wp:cNvGraphicFramePr>
               <a:graphicFrameLocks noChangeAspect="1"/>
@@ -43,7 +43,7 @@
                   <pic:spPr>
                     <a:xfrm>
                       <a:off x="0" y="0"/>
-                      <a:ext cx="5486400" cy="4910913"/>
+                      <a:ext cx="5486400" cy="4916236"/>
                     </a:xfrm>
                     <a:prstGeom prst="rect"/>
                   </pic:spPr>
@@ -65,7 +65,7 @@
     </w:p>
     <w:p>
       <w:r>
-        <w:t>I och inom 25 meter från avverkningsanmälan finns fynd av 68 naturvårdsarter, varav 40 är rödlistade, 19 är fridlysta, 41 är typiska (T) och 19 är signalarter (S): grynlav (EN), fläckporing (VU, T), gränsticka (VU, T), grönfink (VU, §4), knärot (VU, T, §8), kristallticka (VU), lateritticka (VU), liten sotlav (VU, T), mörk blåslav (VU, T), nordlig parasitporing (VU), blanksvart spiklav (NT), blå taggsvamp (NT, T), brunpudrad nållav (NT, T), dropptaggsvamp (NT, T), dvärgbägarlav (NT, T), Ernobius explanatus (NT), gröntagging (NT), harticka (NT, T), hornvaxskinn (NT), järnsparv (NT, §4), knottrig blåslav (NT, T), kötticka (NT), ladlav (NT, T), lappmes (NT, T, §4), lavskrika (NT, T, §4), lunglav (NT, T), rosenticka (NT, T), rynkskinn (NT, T), rödbrun blekspik (NT, T), rödvingetrast (NT, §4), skogsfru (NT, §8), skrovellav (NT, T), skuggblåslav (NT, T), tallticka (NT, T), talltita (NT, §4), ullticka (NT, T), vedskivlav (NT, T), vitplätt (NT), äggvaxskivling (NT), späd brosklav (DD, T), blodticka (S, T), bårdlav (S, T), finbräken (S, T), gräsull (S), grönkulla (S, T, §8), källmossa (S), källmossor (S), kärrtrumpetmossa (S), luddlav (S, T), plattlummer (S, T, §9), skinnlav (S, T), spindelblomster (S, T, §8), stuplav (S, T), svavelriska (S), trådticka (S, T), vedticka (S, T), vitvaxing agg. (S), ängsfingersvamp (S), ögonpyrola (S, T), bergfink (T, §4), järpe (T, §4), ormbär (T), spillkråka (T, §4), tjäder (T, §4), grönsiska (§4), kungsfågel (§4), brudsporre (§8) och revlummer (§9). Se Figur 1.</w:t>
+        <w:t>I och inom 25 meter från avverkningsanmälan finns fynd av 69 naturvårdsarter, varav 40 är rödlistade, 19 är fridlysta, 41 är typiska (T) och 20 är signalarter (S): grynlav (EN), fläckporing (VU, T), gränsticka (VU, T), grönfink (VU, §4), knärot (VU, T, §8), kristallticka (VU), lateritticka (VU), liten sotlav (VU, T), mörk blåslav (VU, T), nordlig parasitporing (VU), blanksvart spiklav (NT), blå taggsvamp (NT, T), brunpudrad nållav (NT, T), dropptaggsvamp (NT, T), dvärgbägarlav (NT, T), Ernobius explanatus (NT), gröntagging (NT), harticka (NT, T), hornvaxskinn (NT), järnsparv (NT, §4), knottrig blåslav (NT, T), kötticka (NT), ladlav (NT, T), lappmes (NT, T, §4), lavskrika (NT, T, §4), lunglav (NT, T), rosenticka (NT, T), rynkskinn (NT, T), rödbrun blekspik (NT, T), rödvingetrast (NT, §4), skogsfru (NT, §8), skrovellav (NT, T), skuggblåslav (NT, T), tallticka (NT, T), talltita (NT, §4), ullticka (NT, T), vedskivlav (NT, T), vitplätt (NT), äggvaxskivling (NT), späd brosklav (DD, T), blodticka (S, T), bårdlav (S, T), diskvaxskivling (S), finbräken (S, T), gräsull (S), grönkulla (S, T, §8), källmossa (S), källmossor (S), kärrtrumpetmossa (S), luddlav (S, T), plattlummer (S, T, §9), skinnlav (S, T), spindelblomster (S, T, §8), stuplav (S, T), svavelriska (S), trådticka (S, T), vedticka (S, T), vitvaxing agg. (S), ängsfingersvamp (S), ögonpyrola (S, T), bergfink (T, §4), järpe (T, §4), ormbär (T), spillkråka (T, §4), tjäder (T, §4), grönsiska (§4), kungsfågel (§4), brudsporre (§8) och revlummer (§9). Se Figur 1.</w:t>
       </w:r>
     </w:p>
     <w:p>
@@ -2776,7 +2776,7 @@
     <w:r>
       <w:tab/>
       <w:tab/>
-      <w:t>2026-10-07</w:t>
+      <w:t>2026-10-08</w:t>
       <w:br/>
       <w:br/>
     </w:r>

--- a/tillsyn/A 10563-2022 tillsynsbegäran.docx
+++ b/tillsyn/A 10563-2022 tillsynsbegäran.docx
@@ -22,7 +22,7 @@
       <w:r>
         <w:drawing>
           <wp:inline xmlns:a="http://schemas.openxmlformats.org/drawingml/2006/main" xmlns:pic="http://schemas.openxmlformats.org/drawingml/2006/picture">
-            <wp:extent cx="5486400" cy="4916236"/>
+            <wp:extent cx="5486400" cy="4910913"/>
             <wp:docPr id="1" name="Picture 1"/>
             <wp:cNvGraphicFramePr>
               <a:graphicFrameLocks noChangeAspect="1"/>
@@ -43,7 +43,7 @@
                   <pic:spPr>
                     <a:xfrm>
                       <a:off x="0" y="0"/>
-                      <a:ext cx="5486400" cy="4916236"/>
+                      <a:ext cx="5486400" cy="4910913"/>
                     </a:xfrm>
                     <a:prstGeom prst="rect"/>
                   </pic:spPr>
@@ -65,7 +65,7 @@
     </w:p>
     <w:p>
       <w:r>
-        <w:t>I och inom 25 meter från avverkningsanmälan finns fynd av 69 naturvårdsarter, varav 40 är rödlistade, 19 är fridlysta, 41 är typiska (T) och 20 är signalarter (S): grynlav (EN), fläckporing (VU, T), gränsticka (VU, T), grönfink (VU, §4), knärot (VU, T, §8), kristallticka (VU), lateritticka (VU), liten sotlav (VU, T), mörk blåslav (VU, T), nordlig parasitporing (VU), blanksvart spiklav (NT), blå taggsvamp (NT, T), brunpudrad nållav (NT, T), dropptaggsvamp (NT, T), dvärgbägarlav (NT, T), Ernobius explanatus (NT), gröntagging (NT), harticka (NT, T), hornvaxskinn (NT), järnsparv (NT, §4), knottrig blåslav (NT, T), kötticka (NT), ladlav (NT, T), lappmes (NT, T, §4), lavskrika (NT, T, §4), lunglav (NT, T), rosenticka (NT, T), rynkskinn (NT, T), rödbrun blekspik (NT, T), rödvingetrast (NT, §4), skogsfru (NT, §8), skrovellav (NT, T), skuggblåslav (NT, T), tallticka (NT, T), talltita (NT, §4), ullticka (NT, T), vedskivlav (NT, T), vitplätt (NT), äggvaxskivling (NT), späd brosklav (DD, T), blodticka (S, T), bårdlav (S, T), diskvaxskivling (S), finbräken (S, T), gräsull (S), grönkulla (S, T, §8), källmossa (S), källmossor (S), kärrtrumpetmossa (S), luddlav (S, T), plattlummer (S, T, §9), skinnlav (S, T), spindelblomster (S, T, §8), stuplav (S, T), svavelriska (S), trådticka (S, T), vedticka (S, T), vitvaxing agg. (S), ängsfingersvamp (S), ögonpyrola (S, T), bergfink (T, §4), järpe (T, §4), ormbär (T), spillkråka (T, §4), tjäder (T, §4), grönsiska (§4), kungsfågel (§4), brudsporre (§8) och revlummer (§9). Se Figur 1.</w:t>
+        <w:t>I och inom 25 meter från avverkningsanmälan finns fynd av 68 naturvårdsarter, varav 40 är rödlistade, 19 är fridlysta, 41 är typiska (T) och 19 är signalarter (S): grynlav (EN), fläckporing (VU, T), gränsticka (VU, T), grönfink (VU, §4), knärot (VU, T, §8), kristallticka (VU), lateritticka (VU), liten sotlav (VU, T), mörk blåslav (VU, T), nordlig parasitporing (VU), blanksvart spiklav (NT), blå taggsvamp (NT, T), brunpudrad nållav (NT, T), dropptaggsvamp (NT, T), dvärgbägarlav (NT, T), Ernobius explanatus (NT), gröntagging (NT), harticka (NT, T), hornvaxskinn (NT), järnsparv (NT, §4), knottrig blåslav (NT, T), kötticka (NT), ladlav (NT, T), lappmes (NT, T, §4), lavskrika (NT, T, §4), lunglav (NT, T), rosenticka (NT, T), rynkskinn (NT, T), rödbrun blekspik (NT, T), rödvingetrast (NT, §4), skogsfru (NT, §8), skrovellav (NT, T), skuggblåslav (NT, T), tallticka (NT, T), talltita (NT, §4), ullticka (NT, T), vedskivlav (NT, T), vitplätt (NT), äggvaxskivling (NT), späd brosklav (DD, T), blodticka (S, T), bårdlav (S, T), finbräken (S, T), gräsull (S), grönkulla (S, T, §8), källmossa (S), källmossor (S), kärrtrumpetmossa (S), luddlav (S, T), plattlummer (S, T, §9), skinnlav (S, T), spindelblomster (S, T, §8), stuplav (S, T), svavelriska (S), trådticka (S, T), vedticka (S, T), vitvaxing agg. (S), ängsfingersvamp (S), ögonpyrola (S, T), bergfink (T, §4), järpe (T, §4), ormbär (T), spillkråka (T, §4), tjäder (T, §4), grönsiska (§4), kungsfågel (§4), brudsporre (§8) och revlummer (§9). Se Figur 1.</w:t>
       </w:r>
     </w:p>
     <w:p>
@@ -2776,7 +2776,7 @@
     <w:r>
       <w:tab/>
       <w:tab/>
-      <w:t>2026-10-08</w:t>
+      <w:t>2026-10-09</w:t>
       <w:br/>
       <w:br/>
     </w:r>

--- a/tillsyn/A 10563-2022 tillsynsbegäran.docx
+++ b/tillsyn/A 10563-2022 tillsynsbegäran.docx
@@ -22,7 +22,7 @@
       <w:r>
         <w:drawing>
           <wp:inline xmlns:a="http://schemas.openxmlformats.org/drawingml/2006/main" xmlns:pic="http://schemas.openxmlformats.org/drawingml/2006/picture">
-            <wp:extent cx="5486400" cy="4910913"/>
+            <wp:extent cx="5486400" cy="4916236"/>
             <wp:docPr id="1" name="Picture 1"/>
             <wp:cNvGraphicFramePr>
               <a:graphicFrameLocks noChangeAspect="1"/>
@@ -43,7 +43,7 @@
                   <pic:spPr>
                     <a:xfrm>
                       <a:off x="0" y="0"/>
-                      <a:ext cx="5486400" cy="4910913"/>
+                      <a:ext cx="5486400" cy="4916236"/>
                     </a:xfrm>
                     <a:prstGeom prst="rect"/>
                   </pic:spPr>
@@ -65,7 +65,7 @@
     </w:p>
     <w:p>
       <w:r>
-        <w:t>I och inom 25 meter från avverkningsanmälan finns fynd av 68 naturvårdsarter, varav 40 är rödlistade, 19 är fridlysta, 41 är typiska (T) och 19 är signalarter (S): grynlav (EN), fläckporing (VU, T), gränsticka (VU, T), grönfink (VU, §4), knärot (VU, T, §8), kristallticka (VU), lateritticka (VU), liten sotlav (VU, T), mörk blåslav (VU, T), nordlig parasitporing (VU), blanksvart spiklav (NT), blå taggsvamp (NT, T), brunpudrad nållav (NT, T), dropptaggsvamp (NT, T), dvärgbägarlav (NT, T), Ernobius explanatus (NT), gröntagging (NT), harticka (NT, T), hornvaxskinn (NT), järnsparv (NT, §4), knottrig blåslav (NT, T), kötticka (NT), ladlav (NT, T), lappmes (NT, T, §4), lavskrika (NT, T, §4), lunglav (NT, T), rosenticka (NT, T), rynkskinn (NT, T), rödbrun blekspik (NT, T), rödvingetrast (NT, §4), skogsfru (NT, §8), skrovellav (NT, T), skuggblåslav (NT, T), tallticka (NT, T), talltita (NT, §4), ullticka (NT, T), vedskivlav (NT, T), vitplätt (NT), äggvaxskivling (NT), späd brosklav (DD, T), blodticka (S, T), bårdlav (S, T), finbräken (S, T), gräsull (S), grönkulla (S, T, §8), källmossa (S), källmossor (S), kärrtrumpetmossa (S), luddlav (S, T), plattlummer (S, T, §9), skinnlav (S, T), spindelblomster (S, T, §8), stuplav (S, T), svavelriska (S), trådticka (S, T), vedticka (S, T), vitvaxing agg. (S), ängsfingersvamp (S), ögonpyrola (S, T), bergfink (T, §4), järpe (T, §4), ormbär (T), spillkråka (T, §4), tjäder (T, §4), grönsiska (§4), kungsfågel (§4), brudsporre (§8) och revlummer (§9). Se Figur 1.</w:t>
+        <w:t>I och inom 25 meter från avverkningsanmälan finns fynd av 69 naturvårdsarter, varav 40 är rödlistade, 19 är fridlysta, 41 är typiska (T) och 20 är signalarter (S): grynlav (EN), fläckporing (VU, T), gränsticka (VU, T), grönfink (VU, §4), knärot (VU, T, §8), kristallticka (VU), lateritticka (VU), liten sotlav (VU, T), mörk blåslav (VU, T), nordlig parasitporing (VU), blanksvart spiklav (NT), blå taggsvamp (NT, T), brunpudrad nållav (NT, T), dropptaggsvamp (NT, T), dvärgbägarlav (NT, T), Ernobius explanatus (NT), gröntagging (NT), harticka (NT, T), hornvaxskinn (NT), järnsparv (NT, §4), knottrig blåslav (NT, T), kötticka (NT), ladlav (NT, T), lappmes (NT, T, §4), lavskrika (NT, T, §4), lunglav (NT, T), rosenticka (NT, T), rynkskinn (NT, T), rödbrun blekspik (NT, T), rödvingetrast (NT, §4), skogsfru (NT, §8), skrovellav (NT, T), skuggblåslav (NT, T), tallticka (NT, T), talltita (NT, §4), ullticka (NT, T), vedskivlav (NT, T), vitplätt (NT), äggvaxskivling (NT), späd brosklav (DD, T), blodticka (S, T), bårdlav (S, T), diskvaxskivling (S), finbräken (S, T), gräsull (S), grönkulla (S, T, §8), källmossa (S), källmossor (S), kärrtrumpetmossa (S), luddlav (S, T), plattlummer (S, T, §9), skinnlav (S, T), spindelblomster (S, T, §8), stuplav (S, T), svavelriska (S), trådticka (S, T), vedticka (S, T), vitvaxing agg. (S), ängsfingersvamp (S), ögonpyrola (S, T), bergfink (T, §4), järpe (T, §4), ormbär (T), spillkråka (T, §4), tjäder (T, §4), grönsiska (§4), kungsfågel (§4), brudsporre (§8) och revlummer (§9). Se Figur 1.</w:t>
       </w:r>
     </w:p>
     <w:p>
@@ -2776,7 +2776,7 @@
     <w:r>
       <w:tab/>
       <w:tab/>
-      <w:t>2026-10-09</w:t>
+      <w:t>2026-10-10</w:t>
       <w:br/>
       <w:br/>
     </w:r>

--- a/tillsyn/A 10563-2022 tillsynsbegäran.docx
+++ b/tillsyn/A 10563-2022 tillsynsbegäran.docx
@@ -2776,7 +2776,7 @@
     <w:r>
       <w:tab/>
       <w:tab/>
-      <w:t>2026-10-10</w:t>
+      <w:t>2026-10-11</w:t>
       <w:br/>
       <w:br/>
     </w:r>

--- a/tillsyn/A 10563-2022 tillsynsbegäran.docx
+++ b/tillsyn/A 10563-2022 tillsynsbegäran.docx
@@ -22,7 +22,7 @@
       <w:r>
         <w:drawing>
           <wp:inline xmlns:a="http://schemas.openxmlformats.org/drawingml/2006/main" xmlns:pic="http://schemas.openxmlformats.org/drawingml/2006/picture">
-            <wp:extent cx="5486400" cy="4916236"/>
+            <wp:extent cx="5486400" cy="4918252"/>
             <wp:docPr id="1" name="Picture 1"/>
             <wp:cNvGraphicFramePr>
               <a:graphicFrameLocks noChangeAspect="1"/>
@@ -43,7 +43,7 @@
                   <pic:spPr>
                     <a:xfrm>
                       <a:off x="0" y="0"/>
-                      <a:ext cx="5486400" cy="4916236"/>
+                      <a:ext cx="5486400" cy="4918252"/>
                     </a:xfrm>
                     <a:prstGeom prst="rect"/>
                   </pic:spPr>
@@ -2776,7 +2776,7 @@
     <w:r>
       <w:tab/>
       <w:tab/>
-      <w:t>2026-10-11</w:t>
+      <w:t>2026-10-12</w:t>
       <w:br/>
       <w:br/>
     </w:r>

--- a/tillsyn/A 10563-2022 tillsynsbegäran.docx
+++ b/tillsyn/A 10563-2022 tillsynsbegäran.docx
@@ -2776,7 +2776,7 @@
     <w:r>
       <w:tab/>
       <w:tab/>
-      <w:t>2026-10-12</w:t>
+      <w:t>2026-10-13</w:t>
       <w:br/>
       <w:br/>
     </w:r>

--- a/tillsyn/A 10563-2022 tillsynsbegäran.docx
+++ b/tillsyn/A 10563-2022 tillsynsbegäran.docx
@@ -2776,7 +2776,7 @@
     <w:r>
       <w:tab/>
       <w:tab/>
-      <w:t>2026-10-13</w:t>
+      <w:t>2026-10-14</w:t>
       <w:br/>
       <w:br/>
     </w:r>

--- a/tillsyn/A 10563-2022 tillsynsbegäran.docx
+++ b/tillsyn/A 10563-2022 tillsynsbegäran.docx
@@ -2776,7 +2776,7 @@
     <w:r>
       <w:tab/>
       <w:tab/>
-      <w:t>2026-10-14</w:t>
+      <w:t>2026-10-15</w:t>
       <w:br/>
       <w:br/>
     </w:r>

--- a/tillsyn/A 10563-2022 tillsynsbegäran.docx
+++ b/tillsyn/A 10563-2022 tillsynsbegäran.docx
@@ -2776,7 +2776,7 @@
     <w:r>
       <w:tab/>
       <w:tab/>
-      <w:t>2026-10-15</w:t>
+      <w:t>2026-10-16</w:t>
       <w:br/>
       <w:br/>
     </w:r>

--- a/tillsyn/A 10563-2022 tillsynsbegäran.docx
+++ b/tillsyn/A 10563-2022 tillsynsbegäran.docx
@@ -2776,7 +2776,7 @@
     <w:r>
       <w:tab/>
       <w:tab/>
-      <w:t>2026-10-16</w:t>
+      <w:t>2026-10-17</w:t>
       <w:br/>
       <w:br/>
     </w:r>

--- a/tillsyn/A 10563-2022 tillsynsbegäran.docx
+++ b/tillsyn/A 10563-2022 tillsynsbegäran.docx
@@ -2776,7 +2776,7 @@
     <w:r>
       <w:tab/>
       <w:tab/>
-      <w:t>2026-10-17</w:t>
+      <w:t>2026-10-18</w:t>
       <w:br/>
       <w:br/>
     </w:r>

--- a/tillsyn/A 10563-2022 tillsynsbegäran.docx
+++ b/tillsyn/A 10563-2022 tillsynsbegäran.docx
@@ -2776,7 +2776,7 @@
     <w:r>
       <w:tab/>
       <w:tab/>
-      <w:t>2026-10-18</w:t>
+      <w:t>2026-10-19</w:t>
       <w:br/>
       <w:br/>
     </w:r>

--- a/tillsyn/A 10563-2022 tillsynsbegäran.docx
+++ b/tillsyn/A 10563-2022 tillsynsbegäran.docx
@@ -2776,7 +2776,7 @@
     <w:r>
       <w:tab/>
       <w:tab/>
-      <w:t>2026-10-19</w:t>
+      <w:t>2026-10-20</w:t>
       <w:br/>
       <w:br/>
     </w:r>

--- a/tillsyn/A 10563-2022 tillsynsbegäran.docx
+++ b/tillsyn/A 10563-2022 tillsynsbegäran.docx
@@ -2776,7 +2776,7 @@
     <w:r>
       <w:tab/>
       <w:tab/>
-      <w:t>2026-10-20</w:t>
+      <w:t>2026-10-21</w:t>
       <w:br/>
       <w:br/>
     </w:r>

--- a/tillsyn/A 10563-2022 tillsynsbegäran.docx
+++ b/tillsyn/A 10563-2022 tillsynsbegäran.docx
@@ -2776,7 +2776,7 @@
     <w:r>
       <w:tab/>
       <w:tab/>
-      <w:t>2026-10-21</w:t>
+      <w:t>2026-10-22</w:t>
       <w:br/>
       <w:br/>
     </w:r>

--- a/tillsyn/A 10563-2022 tillsynsbegäran.docx
+++ b/tillsyn/A 10563-2022 tillsynsbegäran.docx
@@ -2776,7 +2776,7 @@
     <w:r>
       <w:tab/>
       <w:tab/>
-      <w:t>2026-10-22</w:t>
+      <w:t>2026-10-23</w:t>
       <w:br/>
       <w:br/>
     </w:r>

--- a/tillsyn/A 10563-2022 tillsynsbegäran.docx
+++ b/tillsyn/A 10563-2022 tillsynsbegäran.docx
@@ -2776,7 +2776,7 @@
     <w:r>
       <w:tab/>
       <w:tab/>
-      <w:t>2026-10-23</w:t>
+      <w:t>2026-10-24</w:t>
       <w:br/>
       <w:br/>
     </w:r>

--- a/tillsyn/A 10563-2022 tillsynsbegäran.docx
+++ b/tillsyn/A 10563-2022 tillsynsbegäran.docx
@@ -2776,7 +2776,7 @@
     <w:r>
       <w:tab/>
       <w:tab/>
-      <w:t>2026-10-24</w:t>
+      <w:t>2026-10-25</w:t>
       <w:br/>
       <w:br/>
     </w:r>

--- a/tillsyn/A 10563-2022 tillsynsbegäran.docx
+++ b/tillsyn/A 10563-2022 tillsynsbegäran.docx
@@ -2776,7 +2776,7 @@
     <w:r>
       <w:tab/>
       <w:tab/>
-      <w:t>2026-10-25</w:t>
+      <w:t>2026-10-26</w:t>
       <w:br/>
       <w:br/>
     </w:r>

--- a/tillsyn/A 10563-2022 tillsynsbegäran.docx
+++ b/tillsyn/A 10563-2022 tillsynsbegäran.docx
@@ -2776,7 +2776,7 @@
     <w:r>
       <w:tab/>
       <w:tab/>
-      <w:t>2026-10-26</w:t>
+      <w:t>2026-10-27</w:t>
       <w:br/>
       <w:br/>
     </w:r>

--- a/tillsyn/A 10563-2022 tillsynsbegäran.docx
+++ b/tillsyn/A 10563-2022 tillsynsbegäran.docx
@@ -2776,7 +2776,7 @@
     <w:r>
       <w:tab/>
       <w:tab/>
-      <w:t>2026-10-27</w:t>
+      <w:t>2026-10-28</w:t>
       <w:br/>
       <w:br/>
     </w:r>

--- a/tillsyn/A 10563-2022 tillsynsbegäran.docx
+++ b/tillsyn/A 10563-2022 tillsynsbegäran.docx
@@ -2776,7 +2776,7 @@
     <w:r>
       <w:tab/>
       <w:tab/>
-      <w:t>2026-10-28</w:t>
+      <w:t>2026-10-29</w:t>
       <w:br/>
       <w:br/>
     </w:r>

--- a/tillsyn/A 10563-2022 tillsynsbegäran.docx
+++ b/tillsyn/A 10563-2022 tillsynsbegäran.docx
@@ -2776,7 +2776,7 @@
     <w:r>
       <w:tab/>
       <w:tab/>
-      <w:t>2026-10-29</w:t>
+      <w:t>2026-10-31</w:t>
       <w:br/>
       <w:br/>
     </w:r>
